--- a/docs/publications/N0JCG_NOAA_Weather_Radio_User_Guide_v0.1.1.docx
+++ b/docs/publications/N0JCG_NOAA_Weather_Radio_User_Guide_v0.1.1.docx
@@ -402,7 +402,7 @@
     </w:p>
     <w:p>
       <w:r>
-        <w:t>The product has its own registration namespace, n0jcg-noaa-weather-radio. The local registration endpoint reports a unique installation identifier and trial or registered mode. Activation tokens are product-scoped and stored in local runtime state.</w:t>
+        <w:t>The product has its own registration namespace, n0jcg-noaa-weather-radio. Open the hamburger menu to activate the product. Enter the N0JCG license S/N with prefix N0JCG-NWR- and the registered email address, then select Activate license. The application displays the product ID, license prefix, installation ID, and activation result there. Activation validates a signed, product-scoped lease for this installation and stores the credentials and lease under the private runtime license directory. There is no five-minute trial timer or registration card on the main dashboard.</w:t>
       </w:r>
     </w:p>
     <w:p>
